--- a/docs/model_ref3_edit.docx
+++ b/docs/model_ref3_edit.docx
@@ -1,6 +1,6 @@
 
 <file path=word/document.xml><?xml version="1.0" encoding="utf-8"?>
-<w:document xmlns:wpc="http://schemas.microsoft.com/office/word/2010/wordprocessingCanvas" xmlns:cx="http://schemas.microsoft.com/office/drawing/2014/chartex" xmlns:cx1="http://schemas.microsoft.com/office/drawing/2015/9/8/chartex" xmlns:mc="http://schemas.openxmlformats.org/markup-compatibility/2006" xmlns:o="urn:schemas-microsoft-com:office:office" xmlns:r="http://schemas.openxmlformats.org/officeDocument/2006/relationships" xmlns:m="http://schemas.openxmlformats.org/officeDocument/2006/math" xmlns:v="urn:schemas-microsoft-com:vml" xmlns:wp14="http://schemas.microsoft.com/office/word/2010/wordprocessingDrawing" xmlns:wp="http://schemas.openxmlformats.org/drawingml/2006/wordprocessingDrawing" xmlns:w10="urn:schemas-microsoft-com:office:word" xmlns:w="http://schemas.openxmlformats.org/wordprocessingml/2006/main" xmlns:w14="http://schemas.microsoft.com/office/word/2010/wordml" xmlns:w15="http://schemas.microsoft.com/office/word/2012/wordml" xmlns:w16se="http://schemas.microsoft.com/office/word/2015/wordml/symex" xmlns:wpg="http://schemas.microsoft.com/office/word/2010/wordprocessingGroup" xmlns:wpi="http://schemas.microsoft.com/office/word/2010/wordprocessingInk" xmlns:wne="http://schemas.microsoft.com/office/word/2006/wordml" xmlns:wps="http://schemas.microsoft.com/office/word/2010/wordprocessingShape" mc:Ignorable="w14 w15 w16se wp14">
+<w:document xmlns:wpc="http://schemas.microsoft.com/office/word/2010/wordprocessingCanvas" xmlns:cx="http://schemas.microsoft.com/office/drawing/2014/chartex" xmlns:cx1="http://schemas.microsoft.com/office/drawing/2015/9/8/chartex" xmlns:cx2="http://schemas.microsoft.com/office/drawing/2015/10/21/chartex" xmlns:cx3="http://schemas.microsoft.com/office/drawing/2016/5/9/chartex" xmlns:cx4="http://schemas.microsoft.com/office/drawing/2016/5/10/chartex" xmlns:cx5="http://schemas.microsoft.com/office/drawing/2016/5/11/chartex" xmlns:cx6="http://schemas.microsoft.com/office/drawing/2016/5/12/chartex" xmlns:cx7="http://schemas.microsoft.com/office/drawing/2016/5/13/chartex" xmlns:cx8="http://schemas.microsoft.com/office/drawing/2016/5/14/chartex" xmlns:mc="http://schemas.openxmlformats.org/markup-compatibility/2006" xmlns:aink="http://schemas.microsoft.com/office/drawing/2016/ink" xmlns:am3d="http://schemas.microsoft.com/office/drawing/2017/model3d" xmlns:o="urn:schemas-microsoft-com:office:office" xmlns:oel="http://schemas.microsoft.com/office/2019/extlst" xmlns:r="http://schemas.openxmlformats.org/officeDocument/2006/relationships" xmlns:m="http://schemas.openxmlformats.org/officeDocument/2006/math" xmlns:v="urn:schemas-microsoft-com:vml" xmlns:wp14="http://schemas.microsoft.com/office/word/2010/wordprocessingDrawing" xmlns:wp="http://schemas.openxmlformats.org/drawingml/2006/wordprocessingDrawing" xmlns:w10="urn:schemas-microsoft-com:office:word" xmlns:w="http://schemas.openxmlformats.org/wordprocessingml/2006/main" xmlns:w14="http://schemas.microsoft.com/office/word/2010/wordml" xmlns:w15="http://schemas.microsoft.com/office/word/2012/wordml" xmlns:w16cex="http://schemas.microsoft.com/office/word/2018/wordml/cex" xmlns:w16cid="http://schemas.microsoft.com/office/word/2016/wordml/cid" xmlns:w16="http://schemas.microsoft.com/office/word/2018/wordml" xmlns:w16sdtdh="http://schemas.microsoft.com/office/word/2020/wordml/sdtdatahash" xmlns:w16se="http://schemas.microsoft.com/office/word/2015/wordml/symex" xmlns:wpg="http://schemas.microsoft.com/office/word/2010/wordprocessingGroup" xmlns:wpi="http://schemas.microsoft.com/office/word/2010/wordprocessingInk" xmlns:wne="http://schemas.microsoft.com/office/word/2006/wordml" xmlns:wps="http://schemas.microsoft.com/office/word/2010/wordprocessingShape" mc:Ignorable="w14 w15 w16se w16cid w16 w16cex w16sdtdh wp14">
   <w:body>
     <w:p>
       <w:pPr>
@@ -26,23 +26,729 @@
         <w:t>September 27, 2019</w:t>
       </w:r>
     </w:p>
+    <w:bookmarkStart w:id="0" w:name="heading-1" w:displacedByCustomXml="next"/>
+    <w:sdt>
+      <w:sdtPr>
+        <w:rPr>
+          <w:lang w:val="pt-BR"/>
+        </w:rPr>
+        <w:id w:val="1344602931"/>
+        <w:docPartObj>
+          <w:docPartGallery w:val="Table of Contents"/>
+          <w:docPartUnique/>
+        </w:docPartObj>
+      </w:sdtPr>
+      <w:sdtEndPr>
+        <w:rPr>
+          <w:rFonts w:ascii="Times New Roman" w:eastAsiaTheme="minorHAnsi" w:hAnsi="Times New Roman" w:cstheme="minorBidi"/>
+          <w:b/>
+          <w:bCs/>
+          <w:color w:val="auto"/>
+          <w:sz w:val="24"/>
+          <w:szCs w:val="24"/>
+          <w:lang w:val="en-US"/>
+        </w:rPr>
+      </w:sdtEndPr>
+      <w:sdtContent>
+        <w:p>
+          <w:pPr>
+            <w:pStyle w:val="CabealhodoSumrio"/>
+          </w:pPr>
+          <w:r>
+            <w:rPr>
+              <w:lang w:val="pt-BR"/>
+            </w:rPr>
+            <w:t>Sumário</w:t>
+          </w:r>
+        </w:p>
+        <w:p>
+          <w:pPr>
+            <w:pStyle w:val="Sumrio1"/>
+            <w:tabs>
+              <w:tab w:val="right" w:leader="dot" w:pos="8828"/>
+            </w:tabs>
+            <w:rPr>
+              <w:rFonts w:asciiTheme="minorHAnsi" w:eastAsiaTheme="minorEastAsia" w:hAnsiTheme="minorHAnsi"/>
+              <w:noProof/>
+              <w:kern w:val="2"/>
+              <w:lang w:val="pt-BR" w:eastAsia="pt-BR"/>
+              <w14:ligatures w14:val="standardContextual"/>
+            </w:rPr>
+          </w:pPr>
+          <w:r>
+            <w:fldChar w:fldCharType="begin"/>
+          </w:r>
+          <w:r>
+            <w:instrText xml:space="preserve"> TOC \o "1-3" \h \z \u </w:instrText>
+          </w:r>
+          <w:r>
+            <w:fldChar w:fldCharType="separate"/>
+          </w:r>
+          <w:hyperlink w:anchor="_Toc228188810" w:history="1">
+            <w:r>
+              <w:rPr>
+                <w:rStyle w:val="Hyperlink"/>
+                <w:noProof/>
+              </w:rPr>
+              <w:t>Heading 1</w:t>
+            </w:r>
+            <w:r>
+              <w:rPr>
+                <w:noProof/>
+                <w:webHidden/>
+              </w:rPr>
+              <w:tab/>
+            </w:r>
+            <w:r>
+              <w:rPr>
+                <w:noProof/>
+                <w:webHidden/>
+              </w:rPr>
+              <w:fldChar w:fldCharType="begin"/>
+            </w:r>
+            <w:r>
+              <w:rPr>
+                <w:noProof/>
+                <w:webHidden/>
+              </w:rPr>
+              <w:instrText xml:space="preserve"> PAGEREF _Toc228188810 \h </w:instrText>
+            </w:r>
+            <w:r>
+              <w:rPr>
+                <w:noProof/>
+                <w:webHidden/>
+              </w:rPr>
+            </w:r>
+            <w:r>
+              <w:rPr>
+                <w:noProof/>
+                <w:webHidden/>
+              </w:rPr>
+              <w:fldChar w:fldCharType="separate"/>
+            </w:r>
+            <w:r>
+              <w:rPr>
+                <w:noProof/>
+                <w:webHidden/>
+              </w:rPr>
+              <w:t>1</w:t>
+            </w:r>
+            <w:r>
+              <w:rPr>
+                <w:noProof/>
+                <w:webHidden/>
+              </w:rPr>
+              <w:fldChar w:fldCharType="end"/>
+            </w:r>
+          </w:hyperlink>
+        </w:p>
+        <w:p>
+          <w:pPr>
+            <w:pStyle w:val="Sumrio2"/>
+            <w:tabs>
+              <w:tab w:val="right" w:leader="dot" w:pos="8828"/>
+            </w:tabs>
+            <w:rPr>
+              <w:rFonts w:asciiTheme="minorHAnsi" w:eastAsiaTheme="minorEastAsia" w:hAnsiTheme="minorHAnsi"/>
+              <w:noProof/>
+              <w:kern w:val="2"/>
+              <w:lang w:val="pt-BR" w:eastAsia="pt-BR"/>
+              <w14:ligatures w14:val="standardContextual"/>
+            </w:rPr>
+          </w:pPr>
+          <w:hyperlink w:anchor="_Toc228188811" w:history="1">
+            <w:r>
+              <w:rPr>
+                <w:rStyle w:val="Hyperlink"/>
+                <w:noProof/>
+              </w:rPr>
+              <w:t>Heading 2</w:t>
+            </w:r>
+            <w:r>
+              <w:rPr>
+                <w:noProof/>
+                <w:webHidden/>
+              </w:rPr>
+              <w:tab/>
+            </w:r>
+            <w:r>
+              <w:rPr>
+                <w:noProof/>
+                <w:webHidden/>
+              </w:rPr>
+              <w:fldChar w:fldCharType="begin"/>
+            </w:r>
+            <w:r>
+              <w:rPr>
+                <w:noProof/>
+                <w:webHidden/>
+              </w:rPr>
+              <w:instrText xml:space="preserve"> PAGEREF _Toc228188811 \h </w:instrText>
+            </w:r>
+            <w:r>
+              <w:rPr>
+                <w:noProof/>
+                <w:webHidden/>
+              </w:rPr>
+            </w:r>
+            <w:r>
+              <w:rPr>
+                <w:noProof/>
+                <w:webHidden/>
+              </w:rPr>
+              <w:fldChar w:fldCharType="separate"/>
+            </w:r>
+            <w:r>
+              <w:rPr>
+                <w:noProof/>
+                <w:webHidden/>
+              </w:rPr>
+              <w:t>1</w:t>
+            </w:r>
+            <w:r>
+              <w:rPr>
+                <w:noProof/>
+                <w:webHidden/>
+              </w:rPr>
+              <w:fldChar w:fldCharType="end"/>
+            </w:r>
+          </w:hyperlink>
+        </w:p>
+        <w:p>
+          <w:pPr>
+            <w:pStyle w:val="Sumrio3"/>
+            <w:tabs>
+              <w:tab w:val="right" w:leader="dot" w:pos="8828"/>
+            </w:tabs>
+            <w:rPr>
+              <w:rFonts w:asciiTheme="minorHAnsi" w:eastAsiaTheme="minorEastAsia" w:hAnsiTheme="minorHAnsi"/>
+              <w:noProof/>
+              <w:kern w:val="2"/>
+              <w:lang w:val="pt-BR" w:eastAsia="pt-BR"/>
+              <w14:ligatures w14:val="standardContextual"/>
+            </w:rPr>
+          </w:pPr>
+          <w:hyperlink w:anchor="_Toc228188812" w:history="1">
+            <w:r>
+              <w:rPr>
+                <w:rStyle w:val="Hyperlink"/>
+                <w:noProof/>
+              </w:rPr>
+              <w:t>Heading 3</w:t>
+            </w:r>
+            <w:r>
+              <w:rPr>
+                <w:noProof/>
+                <w:webHidden/>
+              </w:rPr>
+              <w:tab/>
+            </w:r>
+            <w:r>
+              <w:rPr>
+                <w:noProof/>
+                <w:webHidden/>
+              </w:rPr>
+              <w:fldChar w:fldCharType="begin"/>
+            </w:r>
+            <w:r>
+              <w:rPr>
+                <w:noProof/>
+                <w:webHidden/>
+              </w:rPr>
+              <w:instrText xml:space="preserve"> PAGEREF _Toc228188812 \h </w:instrText>
+            </w:r>
+            <w:r>
+              <w:rPr>
+                <w:noProof/>
+                <w:webHidden/>
+              </w:rPr>
+            </w:r>
+            <w:r>
+              <w:rPr>
+                <w:noProof/>
+                <w:webHidden/>
+              </w:rPr>
+              <w:fldChar w:fldCharType="separate"/>
+            </w:r>
+            <w:r>
+              <w:rPr>
+                <w:noProof/>
+                <w:webHidden/>
+              </w:rPr>
+              <w:t>1</w:t>
+            </w:r>
+            <w:r>
+              <w:rPr>
+                <w:noProof/>
+                <w:webHidden/>
+              </w:rPr>
+              <w:fldChar w:fldCharType="end"/>
+            </w:r>
+          </w:hyperlink>
+        </w:p>
+        <w:p>
+          <w:pPr>
+            <w:pStyle w:val="Sumrio2"/>
+            <w:tabs>
+              <w:tab w:val="right" w:leader="dot" w:pos="8828"/>
+            </w:tabs>
+            <w:rPr>
+              <w:rFonts w:asciiTheme="minorHAnsi" w:eastAsiaTheme="minorEastAsia" w:hAnsiTheme="minorHAnsi"/>
+              <w:noProof/>
+              <w:kern w:val="2"/>
+              <w:lang w:val="pt-BR" w:eastAsia="pt-BR"/>
+              <w14:ligatures w14:val="standardContextual"/>
+            </w:rPr>
+          </w:pPr>
+          <w:hyperlink w:anchor="_Toc228188813" w:history="1">
+            <w:r>
+              <w:rPr>
+                <w:rStyle w:val="Hyperlink"/>
+                <w:noProof/>
+              </w:rPr>
+              <w:t>R Markdown</w:t>
+            </w:r>
+            <w:r>
+              <w:rPr>
+                <w:noProof/>
+                <w:webHidden/>
+              </w:rPr>
+              <w:tab/>
+            </w:r>
+            <w:r>
+              <w:rPr>
+                <w:noProof/>
+                <w:webHidden/>
+              </w:rPr>
+              <w:fldChar w:fldCharType="begin"/>
+            </w:r>
+            <w:r>
+              <w:rPr>
+                <w:noProof/>
+                <w:webHidden/>
+              </w:rPr>
+              <w:instrText xml:space="preserve"> PAGEREF _Toc228188813 \h </w:instrText>
+            </w:r>
+            <w:r>
+              <w:rPr>
+                <w:noProof/>
+                <w:webHidden/>
+              </w:rPr>
+            </w:r>
+            <w:r>
+              <w:rPr>
+                <w:noProof/>
+                <w:webHidden/>
+              </w:rPr>
+              <w:fldChar w:fldCharType="separate"/>
+            </w:r>
+            <w:r>
+              <w:rPr>
+                <w:noProof/>
+                <w:webHidden/>
+              </w:rPr>
+              <w:t>1</w:t>
+            </w:r>
+            <w:r>
+              <w:rPr>
+                <w:noProof/>
+                <w:webHidden/>
+              </w:rPr>
+              <w:fldChar w:fldCharType="end"/>
+            </w:r>
+          </w:hyperlink>
+        </w:p>
+        <w:p>
+          <w:pPr>
+            <w:pStyle w:val="Sumrio1"/>
+            <w:tabs>
+              <w:tab w:val="right" w:leader="dot" w:pos="8828"/>
+            </w:tabs>
+            <w:rPr>
+              <w:rFonts w:asciiTheme="minorHAnsi" w:eastAsiaTheme="minorEastAsia" w:hAnsiTheme="minorHAnsi"/>
+              <w:noProof/>
+              <w:kern w:val="2"/>
+              <w:lang w:val="pt-BR" w:eastAsia="pt-BR"/>
+              <w14:ligatures w14:val="standardContextual"/>
+            </w:rPr>
+          </w:pPr>
+          <w:hyperlink w:anchor="_Toc228188814" w:history="1">
+            <w:r>
+              <w:rPr>
+                <w:rStyle w:val="Hyperlink"/>
+                <w:noProof/>
+              </w:rPr>
+              <w:t>Heading 1</w:t>
+            </w:r>
+            <w:r>
+              <w:rPr>
+                <w:noProof/>
+                <w:webHidden/>
+              </w:rPr>
+              <w:tab/>
+            </w:r>
+            <w:r>
+              <w:rPr>
+                <w:noProof/>
+                <w:webHidden/>
+              </w:rPr>
+              <w:fldChar w:fldCharType="begin"/>
+            </w:r>
+            <w:r>
+              <w:rPr>
+                <w:noProof/>
+                <w:webHidden/>
+              </w:rPr>
+              <w:instrText xml:space="preserve"> PAGEREF _Toc228188814 \h </w:instrText>
+            </w:r>
+            <w:r>
+              <w:rPr>
+                <w:noProof/>
+                <w:webHidden/>
+              </w:rPr>
+            </w:r>
+            <w:r>
+              <w:rPr>
+                <w:noProof/>
+                <w:webHidden/>
+              </w:rPr>
+              <w:fldChar w:fldCharType="separate"/>
+            </w:r>
+            <w:r>
+              <w:rPr>
+                <w:noProof/>
+                <w:webHidden/>
+              </w:rPr>
+              <w:t>2</w:t>
+            </w:r>
+            <w:r>
+              <w:rPr>
+                <w:noProof/>
+                <w:webHidden/>
+              </w:rPr>
+              <w:fldChar w:fldCharType="end"/>
+            </w:r>
+          </w:hyperlink>
+        </w:p>
+        <w:p>
+          <w:pPr>
+            <w:pStyle w:val="Sumrio3"/>
+            <w:tabs>
+              <w:tab w:val="right" w:leader="dot" w:pos="8828"/>
+            </w:tabs>
+            <w:rPr>
+              <w:rFonts w:asciiTheme="minorHAnsi" w:eastAsiaTheme="minorEastAsia" w:hAnsiTheme="minorHAnsi"/>
+              <w:noProof/>
+              <w:kern w:val="2"/>
+              <w:lang w:val="pt-BR" w:eastAsia="pt-BR"/>
+              <w14:ligatures w14:val="standardContextual"/>
+            </w:rPr>
+          </w:pPr>
+          <w:hyperlink w:anchor="_Toc228188815" w:history="1">
+            <w:r>
+              <w:rPr>
+                <w:rStyle w:val="Hyperlink"/>
+                <w:noProof/>
+              </w:rPr>
+              <w:t>Options for tables</w:t>
+            </w:r>
+            <w:r>
+              <w:rPr>
+                <w:noProof/>
+                <w:webHidden/>
+              </w:rPr>
+              <w:tab/>
+            </w:r>
+            <w:r>
+              <w:rPr>
+                <w:noProof/>
+                <w:webHidden/>
+              </w:rPr>
+              <w:fldChar w:fldCharType="begin"/>
+            </w:r>
+            <w:r>
+              <w:rPr>
+                <w:noProof/>
+                <w:webHidden/>
+              </w:rPr>
+              <w:instrText xml:space="preserve"> PAGEREF _Toc228188815 \h </w:instrText>
+            </w:r>
+            <w:r>
+              <w:rPr>
+                <w:noProof/>
+                <w:webHidden/>
+              </w:rPr>
+            </w:r>
+            <w:r>
+              <w:rPr>
+                <w:noProof/>
+                <w:webHidden/>
+              </w:rPr>
+              <w:fldChar w:fldCharType="separate"/>
+            </w:r>
+            <w:r>
+              <w:rPr>
+                <w:noProof/>
+                <w:webHidden/>
+              </w:rPr>
+              <w:t>2</w:t>
+            </w:r>
+            <w:r>
+              <w:rPr>
+                <w:noProof/>
+                <w:webHidden/>
+              </w:rPr>
+              <w:fldChar w:fldCharType="end"/>
+            </w:r>
+          </w:hyperlink>
+        </w:p>
+        <w:p>
+          <w:pPr>
+            <w:pStyle w:val="Sumrio2"/>
+            <w:tabs>
+              <w:tab w:val="right" w:leader="dot" w:pos="8828"/>
+            </w:tabs>
+            <w:rPr>
+              <w:rFonts w:asciiTheme="minorHAnsi" w:eastAsiaTheme="minorEastAsia" w:hAnsiTheme="minorHAnsi"/>
+              <w:noProof/>
+              <w:kern w:val="2"/>
+              <w:lang w:val="pt-BR" w:eastAsia="pt-BR"/>
+              <w14:ligatures w14:val="standardContextual"/>
+            </w:rPr>
+          </w:pPr>
+          <w:hyperlink w:anchor="_Toc228188816" w:history="1">
+            <w:r>
+              <w:rPr>
+                <w:rStyle w:val="Hyperlink"/>
+                <w:noProof/>
+              </w:rPr>
+              <w:t>Including Plots</w:t>
+            </w:r>
+            <w:r>
+              <w:rPr>
+                <w:noProof/>
+                <w:webHidden/>
+              </w:rPr>
+              <w:tab/>
+            </w:r>
+            <w:r>
+              <w:rPr>
+                <w:noProof/>
+                <w:webHidden/>
+              </w:rPr>
+              <w:fldChar w:fldCharType="begin"/>
+            </w:r>
+            <w:r>
+              <w:rPr>
+                <w:noProof/>
+                <w:webHidden/>
+              </w:rPr>
+              <w:instrText xml:space="preserve"> PAGEREF _Toc228188816 \h </w:instrText>
+            </w:r>
+            <w:r>
+              <w:rPr>
+                <w:noProof/>
+                <w:webHidden/>
+              </w:rPr>
+            </w:r>
+            <w:r>
+              <w:rPr>
+                <w:noProof/>
+                <w:webHidden/>
+              </w:rPr>
+              <w:fldChar w:fldCharType="separate"/>
+            </w:r>
+            <w:r>
+              <w:rPr>
+                <w:noProof/>
+                <w:webHidden/>
+              </w:rPr>
+              <w:t>4</w:t>
+            </w:r>
+            <w:r>
+              <w:rPr>
+                <w:noProof/>
+                <w:webHidden/>
+              </w:rPr>
+              <w:fldChar w:fldCharType="end"/>
+            </w:r>
+          </w:hyperlink>
+        </w:p>
+        <w:p>
+          <w:pPr>
+            <w:pStyle w:val="Sumrio3"/>
+            <w:tabs>
+              <w:tab w:val="right" w:leader="dot" w:pos="8828"/>
+            </w:tabs>
+            <w:rPr>
+              <w:rFonts w:asciiTheme="minorHAnsi" w:eastAsiaTheme="minorEastAsia" w:hAnsiTheme="minorHAnsi"/>
+              <w:noProof/>
+              <w:kern w:val="2"/>
+              <w:lang w:val="pt-BR" w:eastAsia="pt-BR"/>
+              <w14:ligatures w14:val="standardContextual"/>
+            </w:rPr>
+          </w:pPr>
+          <w:hyperlink w:anchor="_Toc228188817" w:history="1">
+            <w:r>
+              <w:rPr>
+                <w:rStyle w:val="Hyperlink"/>
+                <w:noProof/>
+              </w:rPr>
+              <w:t>Heading 3</w:t>
+            </w:r>
+            <w:r>
+              <w:rPr>
+                <w:noProof/>
+                <w:webHidden/>
+              </w:rPr>
+              <w:tab/>
+            </w:r>
+            <w:r>
+              <w:rPr>
+                <w:noProof/>
+                <w:webHidden/>
+              </w:rPr>
+              <w:fldChar w:fldCharType="begin"/>
+            </w:r>
+            <w:r>
+              <w:rPr>
+                <w:noProof/>
+                <w:webHidden/>
+              </w:rPr>
+              <w:instrText xml:space="preserve"> PAGEREF _Toc228188817 \h </w:instrText>
+            </w:r>
+            <w:r>
+              <w:rPr>
+                <w:noProof/>
+                <w:webHidden/>
+              </w:rPr>
+            </w:r>
+            <w:r>
+              <w:rPr>
+                <w:noProof/>
+                <w:webHidden/>
+              </w:rPr>
+              <w:fldChar w:fldCharType="separate"/>
+            </w:r>
+            <w:r>
+              <w:rPr>
+                <w:noProof/>
+                <w:webHidden/>
+              </w:rPr>
+              <w:t>4</w:t>
+            </w:r>
+            <w:r>
+              <w:rPr>
+                <w:noProof/>
+                <w:webHidden/>
+              </w:rPr>
+              <w:fldChar w:fldCharType="end"/>
+            </w:r>
+          </w:hyperlink>
+        </w:p>
+        <w:p>
+          <w:pPr>
+            <w:pStyle w:val="Sumrio3"/>
+            <w:tabs>
+              <w:tab w:val="right" w:leader="dot" w:pos="8828"/>
+            </w:tabs>
+            <w:rPr>
+              <w:rFonts w:asciiTheme="minorHAnsi" w:eastAsiaTheme="minorEastAsia" w:hAnsiTheme="minorHAnsi"/>
+              <w:noProof/>
+              <w:kern w:val="2"/>
+              <w:lang w:val="pt-BR" w:eastAsia="pt-BR"/>
+              <w14:ligatures w14:val="standardContextual"/>
+            </w:rPr>
+          </w:pPr>
+          <w:hyperlink w:anchor="_Toc228188818" w:history="1">
+            <w:r>
+              <w:rPr>
+                <w:rStyle w:val="Hyperlink"/>
+                <w:noProof/>
+              </w:rPr>
+              <w:t>Heading 3</w:t>
+            </w:r>
+            <w:r>
+              <w:rPr>
+                <w:noProof/>
+                <w:webHidden/>
+              </w:rPr>
+              <w:tab/>
+            </w:r>
+            <w:r>
+              <w:rPr>
+                <w:noProof/>
+                <w:webHidden/>
+              </w:rPr>
+              <w:fldChar w:fldCharType="begin"/>
+            </w:r>
+            <w:r>
+              <w:rPr>
+                <w:noProof/>
+                <w:webHidden/>
+              </w:rPr>
+              <w:instrText xml:space="preserve"> PAGEREF _Toc228188818 \h </w:instrText>
+            </w:r>
+            <w:r>
+              <w:rPr>
+                <w:noProof/>
+                <w:webHidden/>
+              </w:rPr>
+            </w:r>
+            <w:r>
+              <w:rPr>
+                <w:noProof/>
+                <w:webHidden/>
+              </w:rPr>
+              <w:fldChar w:fldCharType="separate"/>
+            </w:r>
+            <w:r>
+              <w:rPr>
+                <w:noProof/>
+                <w:webHidden/>
+              </w:rPr>
+              <w:t>4</w:t>
+            </w:r>
+            <w:r>
+              <w:rPr>
+                <w:noProof/>
+                <w:webHidden/>
+              </w:rPr>
+              <w:fldChar w:fldCharType="end"/>
+            </w:r>
+          </w:hyperlink>
+        </w:p>
+        <w:p>
+          <w:r>
+            <w:rPr>
+              <w:b/>
+              <w:bCs/>
+            </w:rPr>
+            <w:fldChar w:fldCharType="end"/>
+          </w:r>
+        </w:p>
+      </w:sdtContent>
+    </w:sdt>
     <w:p>
       <w:pPr>
         <w:pStyle w:val="Ttulo1"/>
       </w:pPr>
-      <w:bookmarkStart w:id="0" w:name="heading-1"/>
+      <w:bookmarkStart w:id="1" w:name="_Toc228188810"/>
       <w:r>
         <w:t>Heading 1</w:t>
       </w:r>
+      <w:bookmarkEnd w:id="1"/>
     </w:p>
     <w:p>
       <w:pPr>
         <w:pStyle w:val="Ttulo2"/>
       </w:pPr>
-      <w:bookmarkStart w:id="1" w:name="heading-2"/>
+      <w:bookmarkStart w:id="2" w:name="heading-2"/>
+      <w:bookmarkStart w:id="3" w:name="_Toc228188811"/>
       <w:r>
         <w:t>Heading 2</w:t>
       </w:r>
+      <w:bookmarkEnd w:id="3"/>
     </w:p>
     <w:p>
       <w:pPr>
@@ -51,10 +757,12 @@
           <w:tab w:val="left" w:pos="3218"/>
         </w:tabs>
       </w:pPr>
-      <w:bookmarkStart w:id="2" w:name="heading-3"/>
+      <w:bookmarkStart w:id="4" w:name="heading-3"/>
+      <w:bookmarkStart w:id="5" w:name="_Toc228188812"/>
       <w:r>
         <w:t>Heading 3</w:t>
       </w:r>
+      <w:bookmarkEnd w:id="5"/>
       <w:r>
         <w:tab/>
       </w:r>
@@ -63,12 +771,14 @@
       <w:pPr>
         <w:pStyle w:val="Ttulo2"/>
       </w:pPr>
-      <w:bookmarkStart w:id="3" w:name="r-markdown"/>
-      <w:bookmarkEnd w:id="1"/>
+      <w:bookmarkStart w:id="6" w:name="r-markdown"/>
+      <w:bookmarkStart w:id="7" w:name="_Toc228188813"/>
       <w:bookmarkEnd w:id="2"/>
+      <w:bookmarkEnd w:id="4"/>
       <w:r>
         <w:t>R Markdown</w:t>
       </w:r>
+      <w:bookmarkEnd w:id="7"/>
     </w:p>
     <w:p>
       <w:pPr>
@@ -76,25 +786,6 @@
       </w:pPr>
       <w:r>
         <w:t xml:space="preserve">This is an R Markdown document. Markdown is a simple formatting syntax for authoring HTML, PDF, and MS Word documents. For more details on using R Markdown see </w:t>
-      </w:r>
-      <w:hyperlink r:id="rId7">
-        <w:r>
-          <w:rPr>
-            <w:rStyle w:val="Hyperlink"/>
-          </w:rPr>
-          <w:t>http://rmarkdown.rstudio.com</w:t>
-        </w:r>
-      </w:hyperlink>
-      <w:r>
-        <w:t>.</w:t>
-      </w:r>
-    </w:p>
-    <w:p>
-      <w:pPr>
-        <w:pStyle w:val="Corpodetexto"/>
-      </w:pPr>
-      <w:r>
-        <w:t xml:space="preserve">Text body This is an R Markdown document. Markdown is a simple formatting syntax for authoring HTML, PDF, and MS Word documents. For more details on using R Markdown see </w:t>
       </w:r>
       <w:hyperlink r:id="rId8">
         <w:r>
@@ -110,6 +801,25 @@
     </w:p>
     <w:p>
       <w:pPr>
+        <w:pStyle w:val="Corpodetexto"/>
+      </w:pPr>
+      <w:r>
+        <w:t xml:space="preserve">Text body This is an R Markdown document. Markdown is a simple formatting syntax for authoring HTML, PDF, and MS Word documents. For more details on using R Markdown see </w:t>
+      </w:r>
+      <w:hyperlink r:id="rId9">
+        <w:r>
+          <w:rPr>
+            <w:rStyle w:val="Hyperlink"/>
+          </w:rPr>
+          <w:t>http://rmarkdown.rstudio.com</w:t>
+        </w:r>
+      </w:hyperlink>
+      <w:r>
+        <w:t>.</w:t>
+      </w:r>
+    </w:p>
+    <w:p>
+      <w:pPr>
         <w:numPr>
           <w:ilvl w:val="0"/>
           <w:numId w:val="2"/>
@@ -150,6 +860,7 @@
         </w:numPr>
       </w:pPr>
       <w:r>
+        <w:lastRenderedPageBreak/>
         <w:t>Numbered list</w:t>
       </w:r>
     </w:p>
@@ -180,17 +891,14 @@
       <w:pPr>
         <w:pStyle w:val="Ttulo1"/>
       </w:pPr>
-      <w:bookmarkStart w:id="4" w:name="heading-1-1"/>
+      <w:bookmarkStart w:id="8" w:name="heading-1-1"/>
+      <w:bookmarkStart w:id="9" w:name="_Toc228188814"/>
       <w:bookmarkEnd w:id="0"/>
-      <w:bookmarkEnd w:id="3"/>
-      <w:r>
-        <w:t>Headin</w:t>
-      </w:r>
-      <w:bookmarkStart w:id="5" w:name="_GoBack"/>
-      <w:bookmarkEnd w:id="5"/>
-      <w:r>
-        <w:t>g 1</w:t>
-      </w:r>
+      <w:bookmarkEnd w:id="6"/>
+      <w:r>
+        <w:t>Heading 1</w:t>
+      </w:r>
+      <w:bookmarkEnd w:id="9"/>
     </w:p>
     <w:p>
       <w:pPr>
@@ -206,10 +914,7 @@
         <w:t>Knit</w:t>
       </w:r>
       <w:r>
-        <w:t xml:space="preserve"> button a document will be generated that includes both content as well as</w:t>
-      </w:r>
-      <w:r>
-        <w:t xml:space="preserve"> the output of any embedded R code chunks within the document. You can embed an R code chunk like this:</w:t>
+        <w:t xml:space="preserve"> button a document will be generated that includes both content as well as the output of any embedded R code chunks within the document. You can embed an R code chunk like this:</w:t>
       </w:r>
     </w:p>
     <w:p>
@@ -237,7 +942,6 @@
         <w:rPr>
           <w:rStyle w:val="VerbatimChar"/>
         </w:rPr>
-        <w:lastRenderedPageBreak/>
         <w:t xml:space="preserve">##      speed           dist       </w:t>
       </w:r>
       <w:r>
@@ -265,13 +969,7 @@
         <w:rPr>
           <w:rStyle w:val="VerbatimChar"/>
         </w:rPr>
-        <w:t>##  Median :15.0   Median : 36</w:t>
-      </w:r>
-      <w:r>
-        <w:rPr>
-          <w:rStyle w:val="VerbatimChar"/>
-        </w:rPr>
-        <w:t xml:space="preserve">.00  </w:t>
+        <w:t xml:space="preserve">##  Median :15.0   Median : 36.00  </w:t>
       </w:r>
       <w:r>
         <w:br/>
@@ -364,16 +1062,18 @@
       <w:pPr>
         <w:pStyle w:val="Ttulo3"/>
       </w:pPr>
-      <w:bookmarkStart w:id="6" w:name="options-for-tables"/>
+      <w:bookmarkStart w:id="10" w:name="options-for-tables"/>
+      <w:bookmarkStart w:id="11" w:name="_Toc228188815"/>
       <w:r>
         <w:t>Options for tables</w:t>
       </w:r>
+      <w:bookmarkEnd w:id="11"/>
     </w:p>
     <w:p>
       <w:pPr>
         <w:pStyle w:val="Ttulo4"/>
       </w:pPr>
-      <w:bookmarkStart w:id="7" w:name="kable"/>
+      <w:bookmarkStart w:id="12" w:name="kable"/>
       <w:r>
         <w:t>kable</w:t>
       </w:r>
@@ -427,13 +1127,7 @@
         <w:rPr>
           <w:rStyle w:val="VerbatimChar"/>
         </w:rPr>
-        <w:t xml:space="preserve">## Warning: package 'tibble' was built under </w:t>
-      </w:r>
-      <w:r>
-        <w:rPr>
-          <w:rStyle w:val="VerbatimChar"/>
-        </w:rPr>
-        <w:t>R version 4.0.5</w:t>
+        <w:t>## Warning: package 'tibble' was built under R version 4.0.5</w:t>
       </w:r>
     </w:p>
     <w:p>
@@ -716,8 +1410,8 @@
       <w:pPr>
         <w:pStyle w:val="Ttulo4"/>
       </w:pPr>
-      <w:bookmarkStart w:id="8" w:name="tibble"/>
-      <w:bookmarkEnd w:id="7"/>
+      <w:bookmarkStart w:id="13" w:name="tibble"/>
+      <w:bookmarkEnd w:id="12"/>
       <w:r>
         <w:t>tibble</w:t>
       </w:r>
@@ -747,6 +1441,7 @@
         <w:rPr>
           <w:rStyle w:val="VerbatimChar"/>
         </w:rPr>
+        <w:lastRenderedPageBreak/>
         <w:t>## # A tibble: 5 x 2</w:t>
       </w:r>
       <w:r>
@@ -817,8 +1512,8 @@
       <w:pPr>
         <w:pStyle w:val="Ttulo4"/>
       </w:pPr>
-      <w:bookmarkStart w:id="9" w:name="pander"/>
-      <w:bookmarkEnd w:id="8"/>
+      <w:bookmarkStart w:id="14" w:name="pander"/>
+      <w:bookmarkEnd w:id="13"/>
       <w:r>
         <w:t>pander</w:t>
       </w:r>
@@ -1010,7 +1705,6 @@
               <w:jc w:val="center"/>
             </w:pPr>
             <w:r>
-              <w:lastRenderedPageBreak/>
               <w:t>4</w:t>
             </w:r>
           </w:p>
@@ -1125,8 +1819,8 @@
       <w:pPr>
         <w:pStyle w:val="Ttulo4"/>
       </w:pPr>
-      <w:bookmarkStart w:id="10" w:name="flextable"/>
-      <w:bookmarkEnd w:id="9"/>
+      <w:bookmarkStart w:id="15" w:name="flextable"/>
+      <w:bookmarkEnd w:id="14"/>
       <w:r>
         <w:t>flextable</w:t>
       </w:r>
@@ -1597,21 +2291,25 @@
       <w:pPr>
         <w:pStyle w:val="Ttulo2"/>
       </w:pPr>
-      <w:bookmarkStart w:id="11" w:name="including-plots"/>
-      <w:bookmarkEnd w:id="6"/>
+      <w:bookmarkStart w:id="16" w:name="including-plots"/>
+      <w:bookmarkStart w:id="17" w:name="_Toc228188816"/>
       <w:bookmarkEnd w:id="10"/>
+      <w:bookmarkEnd w:id="15"/>
       <w:r>
         <w:t>Including Plots</w:t>
       </w:r>
+      <w:bookmarkEnd w:id="17"/>
     </w:p>
     <w:p>
       <w:pPr>
         <w:pStyle w:val="Ttulo3"/>
       </w:pPr>
-      <w:bookmarkStart w:id="12" w:name="heading-3-1"/>
+      <w:bookmarkStart w:id="18" w:name="heading-3-1"/>
+      <w:bookmarkStart w:id="19" w:name="_Toc228188817"/>
       <w:r>
         <w:t>Heading 3</w:t>
       </w:r>
+      <w:bookmarkEnd w:id="19"/>
     </w:p>
     <w:p>
       <w:pPr>
@@ -1633,7 +2331,7 @@
         </w:rPr>
         <w:lastRenderedPageBreak/>
         <w:drawing>
-          <wp:inline distT="0" distB="0" distL="0" distR="0">
+          <wp:inline distT="0" distB="0" distL="0" distR="0" wp14:anchorId="2D1293B3" wp14:editId="2D1293B4">
             <wp:extent cx="4620126" cy="3696101"/>
             <wp:effectExtent l="0" t="0" r="0" b="0"/>
             <wp:docPr id="1" name="Picture"/>
@@ -1648,7 +2346,7 @@
                     </pic:cNvPicPr>
                   </pic:nvPicPr>
                   <pic:blipFill>
-                    <a:blip r:embed="rId9"/>
+                    <a:blip r:embed="rId10"/>
                     <a:stretch>
                       <a:fillRect/>
                     </a:stretch>
@@ -1679,11 +2377,13 @@
       <w:pPr>
         <w:pStyle w:val="Ttulo3"/>
       </w:pPr>
-      <w:bookmarkStart w:id="13" w:name="heading-3-2"/>
-      <w:bookmarkEnd w:id="12"/>
+      <w:bookmarkStart w:id="20" w:name="heading-3-2"/>
+      <w:bookmarkStart w:id="21" w:name="_Toc228188818"/>
+      <w:bookmarkEnd w:id="18"/>
       <w:r>
         <w:t>Heading 3</w:t>
       </w:r>
+      <w:bookmarkEnd w:id="21"/>
     </w:p>
     <w:p>
       <w:pPr>
@@ -1701,9 +2401,9 @@
       <w:r>
         <w:t xml:space="preserve"> parameter was added to the code chunk to prevent printing of the R code that generated the plot.</w:t>
       </w:r>
-      <w:bookmarkEnd w:id="4"/>
-      <w:bookmarkEnd w:id="11"/>
-      <w:bookmarkEnd w:id="13"/>
+      <w:bookmarkEnd w:id="8"/>
+      <w:bookmarkEnd w:id="16"/>
+      <w:bookmarkEnd w:id="20"/>
     </w:p>
     <w:sectPr>
       <w:pgSz w:w="12240" w:h="15840"/>
@@ -1715,7 +2415,7 @@
 </file>
 
 <file path=word/endnotes.xml><?xml version="1.0" encoding="utf-8"?>
-<w:endnotes xmlns:wpc="http://schemas.microsoft.com/office/word/2010/wordprocessingCanvas" xmlns:cx="http://schemas.microsoft.com/office/drawing/2014/chartex" xmlns:cx1="http://schemas.microsoft.com/office/drawing/2015/9/8/chartex" xmlns:mc="http://schemas.openxmlformats.org/markup-compatibility/2006" xmlns:o="urn:schemas-microsoft-com:office:office" xmlns:r="http://schemas.openxmlformats.org/officeDocument/2006/relationships" xmlns:m="http://schemas.openxmlformats.org/officeDocument/2006/math" xmlns:v="urn:schemas-microsoft-com:vml" xmlns:wp14="http://schemas.microsoft.com/office/word/2010/wordprocessingDrawing" xmlns:wp="http://schemas.openxmlformats.org/drawingml/2006/wordprocessingDrawing" xmlns:w10="urn:schemas-microsoft-com:office:word" xmlns:w="http://schemas.openxmlformats.org/wordprocessingml/2006/main" xmlns:w14="http://schemas.microsoft.com/office/word/2010/wordml" xmlns:w15="http://schemas.microsoft.com/office/word/2012/wordml" xmlns:w16se="http://schemas.microsoft.com/office/word/2015/wordml/symex" xmlns:wpg="http://schemas.microsoft.com/office/word/2010/wordprocessingGroup" xmlns:wpi="http://schemas.microsoft.com/office/word/2010/wordprocessingInk" xmlns:wne="http://schemas.microsoft.com/office/word/2006/wordml" xmlns:wps="http://schemas.microsoft.com/office/word/2010/wordprocessingShape" mc:Ignorable="w14 w15 w16se wp14">
+<w:endnotes xmlns:wpc="http://schemas.microsoft.com/office/word/2010/wordprocessingCanvas" xmlns:cx="http://schemas.microsoft.com/office/drawing/2014/chartex" xmlns:cx1="http://schemas.microsoft.com/office/drawing/2015/9/8/chartex" xmlns:cx2="http://schemas.microsoft.com/office/drawing/2015/10/21/chartex" xmlns:cx3="http://schemas.microsoft.com/office/drawing/2016/5/9/chartex" xmlns:cx4="http://schemas.microsoft.com/office/drawing/2016/5/10/chartex" xmlns:cx5="http://schemas.microsoft.com/office/drawing/2016/5/11/chartex" xmlns:cx6="http://schemas.microsoft.com/office/drawing/2016/5/12/chartex" xmlns:cx7="http://schemas.microsoft.com/office/drawing/2016/5/13/chartex" xmlns:cx8="http://schemas.microsoft.com/office/drawing/2016/5/14/chartex" xmlns:mc="http://schemas.openxmlformats.org/markup-compatibility/2006" xmlns:aink="http://schemas.microsoft.com/office/drawing/2016/ink" xmlns:am3d="http://schemas.microsoft.com/office/drawing/2017/model3d" xmlns:o="urn:schemas-microsoft-com:office:office" xmlns:oel="http://schemas.microsoft.com/office/2019/extlst" xmlns:r="http://schemas.openxmlformats.org/officeDocument/2006/relationships" xmlns:m="http://schemas.openxmlformats.org/officeDocument/2006/math" xmlns:v="urn:schemas-microsoft-com:vml" xmlns:wp14="http://schemas.microsoft.com/office/word/2010/wordprocessingDrawing" xmlns:wp="http://schemas.openxmlformats.org/drawingml/2006/wordprocessingDrawing" xmlns:w10="urn:schemas-microsoft-com:office:word" xmlns:w="http://schemas.openxmlformats.org/wordprocessingml/2006/main" xmlns:w14="http://schemas.microsoft.com/office/word/2010/wordml" xmlns:w15="http://schemas.microsoft.com/office/word/2012/wordml" xmlns:w16cex="http://schemas.microsoft.com/office/word/2018/wordml/cex" xmlns:w16cid="http://schemas.microsoft.com/office/word/2016/wordml/cid" xmlns:w16="http://schemas.microsoft.com/office/word/2018/wordml" xmlns:w16sdtdh="http://schemas.microsoft.com/office/word/2020/wordml/sdtdatahash" xmlns:w16se="http://schemas.microsoft.com/office/word/2015/wordml/symex" xmlns:wpg="http://schemas.microsoft.com/office/word/2010/wordprocessingGroup" xmlns:wpi="http://schemas.microsoft.com/office/word/2010/wordprocessingInk" xmlns:wne="http://schemas.microsoft.com/office/word/2006/wordml" xmlns:wps="http://schemas.microsoft.com/office/word/2010/wordprocessingShape" mc:Ignorable="w14 w15 w16se w16cid w16 w16cex w16sdtdh wp14">
   <w:endnote w:type="separator" w:id="-1">
     <w:p>
       <w:pPr>
@@ -1740,7 +2440,7 @@
 </file>
 
 <file path=word/footnotes.xml><?xml version="1.0" encoding="utf-8"?>
-<w:footnotes xmlns:wpc="http://schemas.microsoft.com/office/word/2010/wordprocessingCanvas" xmlns:cx="http://schemas.microsoft.com/office/drawing/2014/chartex" xmlns:cx1="http://schemas.microsoft.com/office/drawing/2015/9/8/chartex" xmlns:mc="http://schemas.openxmlformats.org/markup-compatibility/2006" xmlns:o="urn:schemas-microsoft-com:office:office" xmlns:r="http://schemas.openxmlformats.org/officeDocument/2006/relationships" xmlns:m="http://schemas.openxmlformats.org/officeDocument/2006/math" xmlns:v="urn:schemas-microsoft-com:vml" xmlns:wp14="http://schemas.microsoft.com/office/word/2010/wordprocessingDrawing" xmlns:wp="http://schemas.openxmlformats.org/drawingml/2006/wordprocessingDrawing" xmlns:w10="urn:schemas-microsoft-com:office:word" xmlns:w="http://schemas.openxmlformats.org/wordprocessingml/2006/main" xmlns:w14="http://schemas.microsoft.com/office/word/2010/wordml" xmlns:w15="http://schemas.microsoft.com/office/word/2012/wordml" xmlns:w16se="http://schemas.microsoft.com/office/word/2015/wordml/symex" xmlns:wpg="http://schemas.microsoft.com/office/word/2010/wordprocessingGroup" xmlns:wpi="http://schemas.microsoft.com/office/word/2010/wordprocessingInk" xmlns:wne="http://schemas.microsoft.com/office/word/2006/wordml" xmlns:wps="http://schemas.microsoft.com/office/word/2010/wordprocessingShape" mc:Ignorable="w14 w15 w16se wp14">
+<w:footnotes xmlns:wpc="http://schemas.microsoft.com/office/word/2010/wordprocessingCanvas" xmlns:cx="http://schemas.microsoft.com/office/drawing/2014/chartex" xmlns:cx1="http://schemas.microsoft.com/office/drawing/2015/9/8/chartex" xmlns:cx2="http://schemas.microsoft.com/office/drawing/2015/10/21/chartex" xmlns:cx3="http://schemas.microsoft.com/office/drawing/2016/5/9/chartex" xmlns:cx4="http://schemas.microsoft.com/office/drawing/2016/5/10/chartex" xmlns:cx5="http://schemas.microsoft.com/office/drawing/2016/5/11/chartex" xmlns:cx6="http://schemas.microsoft.com/office/drawing/2016/5/12/chartex" xmlns:cx7="http://schemas.microsoft.com/office/drawing/2016/5/13/chartex" xmlns:cx8="http://schemas.microsoft.com/office/drawing/2016/5/14/chartex" xmlns:mc="http://schemas.openxmlformats.org/markup-compatibility/2006" xmlns:aink="http://schemas.microsoft.com/office/drawing/2016/ink" xmlns:am3d="http://schemas.microsoft.com/office/drawing/2017/model3d" xmlns:o="urn:schemas-microsoft-com:office:office" xmlns:oel="http://schemas.microsoft.com/office/2019/extlst" xmlns:r="http://schemas.openxmlformats.org/officeDocument/2006/relationships" xmlns:m="http://schemas.openxmlformats.org/officeDocument/2006/math" xmlns:v="urn:schemas-microsoft-com:vml" xmlns:wp14="http://schemas.microsoft.com/office/word/2010/wordprocessingDrawing" xmlns:wp="http://schemas.openxmlformats.org/drawingml/2006/wordprocessingDrawing" xmlns:w10="urn:schemas-microsoft-com:office:word" xmlns:w="http://schemas.openxmlformats.org/wordprocessingml/2006/main" xmlns:w14="http://schemas.microsoft.com/office/word/2010/wordml" xmlns:w15="http://schemas.microsoft.com/office/word/2012/wordml" xmlns:w16cex="http://schemas.microsoft.com/office/word/2018/wordml/cex" xmlns:w16cid="http://schemas.microsoft.com/office/word/2016/wordml/cid" xmlns:w16="http://schemas.microsoft.com/office/word/2018/wordml" xmlns:w16sdtdh="http://schemas.microsoft.com/office/word/2020/wordml/sdtdatahash" xmlns:w16se="http://schemas.microsoft.com/office/word/2015/wordml/symex" xmlns:wpg="http://schemas.microsoft.com/office/word/2010/wordprocessingGroup" xmlns:wpi="http://schemas.microsoft.com/office/word/2010/wordprocessingInk" xmlns:wne="http://schemas.microsoft.com/office/word/2006/wordml" xmlns:wps="http://schemas.microsoft.com/office/word/2010/wordprocessingShape" mc:Ignorable="w14 w15 w16se w16cid w16 w16cex w16sdtdh wp14">
   <w:footnote w:type="separator" w:id="-1">
     <w:p>
       <w:r>
@@ -1759,7 +2459,7 @@
 </file>
 
 <file path=word/numbering.xml><?xml version="1.0" encoding="utf-8"?>
-<w:numbering xmlns:wpc="http://schemas.microsoft.com/office/word/2010/wordprocessingCanvas" xmlns:cx="http://schemas.microsoft.com/office/drawing/2014/chartex" xmlns:cx1="http://schemas.microsoft.com/office/drawing/2015/9/8/chartex" xmlns:mc="http://schemas.openxmlformats.org/markup-compatibility/2006" xmlns:o="urn:schemas-microsoft-com:office:office" xmlns:r="http://schemas.openxmlformats.org/officeDocument/2006/relationships" xmlns:m="http://schemas.openxmlformats.org/officeDocument/2006/math" xmlns:v="urn:schemas-microsoft-com:vml" xmlns:wp14="http://schemas.microsoft.com/office/word/2010/wordprocessingDrawing" xmlns:wp="http://schemas.openxmlformats.org/drawingml/2006/wordprocessingDrawing" xmlns:w10="urn:schemas-microsoft-com:office:word" xmlns:w="http://schemas.openxmlformats.org/wordprocessingml/2006/main" xmlns:w14="http://schemas.microsoft.com/office/word/2010/wordml" xmlns:w15="http://schemas.microsoft.com/office/word/2012/wordml" xmlns:w16se="http://schemas.microsoft.com/office/word/2015/wordml/symex" xmlns:wpg="http://schemas.microsoft.com/office/word/2010/wordprocessingGroup" xmlns:wpi="http://schemas.microsoft.com/office/word/2010/wordprocessingInk" xmlns:wne="http://schemas.microsoft.com/office/word/2006/wordml" xmlns:wps="http://schemas.microsoft.com/office/word/2010/wordprocessingShape" mc:Ignorable="w14 w15 w16se wp14">
+<w:numbering xmlns:wpc="http://schemas.microsoft.com/office/word/2010/wordprocessingCanvas" xmlns:cx="http://schemas.microsoft.com/office/drawing/2014/chartex" xmlns:cx1="http://schemas.microsoft.com/office/drawing/2015/9/8/chartex" xmlns:cx2="http://schemas.microsoft.com/office/drawing/2015/10/21/chartex" xmlns:cx3="http://schemas.microsoft.com/office/drawing/2016/5/9/chartex" xmlns:cx4="http://schemas.microsoft.com/office/drawing/2016/5/10/chartex" xmlns:cx5="http://schemas.microsoft.com/office/drawing/2016/5/11/chartex" xmlns:cx6="http://schemas.microsoft.com/office/drawing/2016/5/12/chartex" xmlns:cx7="http://schemas.microsoft.com/office/drawing/2016/5/13/chartex" xmlns:cx8="http://schemas.microsoft.com/office/drawing/2016/5/14/chartex" xmlns:mc="http://schemas.openxmlformats.org/markup-compatibility/2006" xmlns:aink="http://schemas.microsoft.com/office/drawing/2016/ink" xmlns:am3d="http://schemas.microsoft.com/office/drawing/2017/model3d" xmlns:o="urn:schemas-microsoft-com:office:office" xmlns:oel="http://schemas.microsoft.com/office/2019/extlst" xmlns:r="http://schemas.openxmlformats.org/officeDocument/2006/relationships" xmlns:m="http://schemas.openxmlformats.org/officeDocument/2006/math" xmlns:v="urn:schemas-microsoft-com:vml" xmlns:wp14="http://schemas.microsoft.com/office/word/2010/wordprocessingDrawing" xmlns:wp="http://schemas.openxmlformats.org/drawingml/2006/wordprocessingDrawing" xmlns:w10="urn:schemas-microsoft-com:office:word" xmlns:w="http://schemas.openxmlformats.org/wordprocessingml/2006/main" xmlns:w14="http://schemas.microsoft.com/office/word/2010/wordml" xmlns:w15="http://schemas.microsoft.com/office/word/2012/wordml" xmlns:w16cex="http://schemas.microsoft.com/office/word/2018/wordml/cex" xmlns:w16cid="http://schemas.microsoft.com/office/word/2016/wordml/cid" xmlns:w16="http://schemas.microsoft.com/office/word/2018/wordml" xmlns:w16sdtdh="http://schemas.microsoft.com/office/word/2020/wordml/sdtdatahash" xmlns:w16se="http://schemas.microsoft.com/office/word/2015/wordml/symex" xmlns:wpg="http://schemas.microsoft.com/office/word/2010/wordprocessingGroup" xmlns:wpi="http://schemas.microsoft.com/office/word/2010/wordprocessingInk" xmlns:wne="http://schemas.microsoft.com/office/word/2006/wordml" xmlns:wps="http://schemas.microsoft.com/office/word/2010/wordprocessingShape" mc:Ignorable="w14 w15 w16se w16cid w16 w16cex w16sdtdh wp14">
   <w:abstractNum w:abstractNumId="0" w15:restartNumberingAfterBreak="0">
     <w:nsid w:val="EA454B4C"/>
     <w:multiLevelType w:val="multilevel"/>
@@ -2266,16 +2966,16 @@
       </w:pPr>
     </w:lvl>
   </w:abstractNum>
-  <w:num w:numId="1">
+  <w:num w:numId="1" w16cid:durableId="1470395563">
     <w:abstractNumId w:val="11"/>
   </w:num>
-  <w:num w:numId="2">
+  <w:num w:numId="2" w16cid:durableId="2013097284">
     <w:abstractNumId w:val="0"/>
   </w:num>
-  <w:num w:numId="3">
+  <w:num w:numId="3" w16cid:durableId="557012247">
     <w:abstractNumId w:val="0"/>
   </w:num>
-  <w:num w:numId="4">
+  <w:num w:numId="4" w16cid:durableId="1866020158">
     <w:abstractNumId w:val="12"/>
     <w:lvlOverride w:ilvl="0">
       <w:startOverride w:val="1"/>
@@ -2305,7 +3005,7 @@
       <w:startOverride w:val="1"/>
     </w:lvlOverride>
   </w:num>
-  <w:num w:numId="5">
+  <w:num w:numId="5" w16cid:durableId="89663737">
     <w:abstractNumId w:val="12"/>
     <w:lvlOverride w:ilvl="0">
       <w:startOverride w:val="1"/>
@@ -2335,41 +3035,41 @@
       <w:startOverride w:val="1"/>
     </w:lvlOverride>
   </w:num>
-  <w:num w:numId="6">
+  <w:num w:numId="6" w16cid:durableId="1553615481">
     <w:abstractNumId w:val="10"/>
   </w:num>
-  <w:num w:numId="7">
+  <w:num w:numId="7" w16cid:durableId="1866627631">
     <w:abstractNumId w:val="8"/>
   </w:num>
-  <w:num w:numId="8">
+  <w:num w:numId="8" w16cid:durableId="851920604">
     <w:abstractNumId w:val="7"/>
   </w:num>
-  <w:num w:numId="9">
+  <w:num w:numId="9" w16cid:durableId="1836912748">
     <w:abstractNumId w:val="6"/>
   </w:num>
-  <w:num w:numId="10">
+  <w:num w:numId="10" w16cid:durableId="654257352">
     <w:abstractNumId w:val="5"/>
   </w:num>
-  <w:num w:numId="11">
+  <w:num w:numId="11" w16cid:durableId="1560628424">
     <w:abstractNumId w:val="9"/>
   </w:num>
-  <w:num w:numId="12">
+  <w:num w:numId="12" w16cid:durableId="792527091">
     <w:abstractNumId w:val="4"/>
   </w:num>
-  <w:num w:numId="13">
+  <w:num w:numId="13" w16cid:durableId="1686007950">
     <w:abstractNumId w:val="3"/>
   </w:num>
-  <w:num w:numId="14">
+  <w:num w:numId="14" w16cid:durableId="1749111360">
     <w:abstractNumId w:val="2"/>
   </w:num>
-  <w:num w:numId="15">
+  <w:num w:numId="15" w16cid:durableId="1940941623">
     <w:abstractNumId w:val="1"/>
   </w:num>
 </w:numbering>
 </file>
 
 <file path=word/styles.xml><?xml version="1.0" encoding="utf-8"?>
-<w:styles xmlns:mc="http://schemas.openxmlformats.org/markup-compatibility/2006" xmlns:r="http://schemas.openxmlformats.org/officeDocument/2006/relationships" xmlns:w="http://schemas.openxmlformats.org/wordprocessingml/2006/main" xmlns:w14="http://schemas.microsoft.com/office/word/2010/wordml" xmlns:w15="http://schemas.microsoft.com/office/word/2012/wordml" xmlns:w16se="http://schemas.microsoft.com/office/word/2015/wordml/symex" mc:Ignorable="w14 w15 w16se">
+<w:styles xmlns:mc="http://schemas.openxmlformats.org/markup-compatibility/2006" xmlns:r="http://schemas.openxmlformats.org/officeDocument/2006/relationships" xmlns:w="http://schemas.openxmlformats.org/wordprocessingml/2006/main" xmlns:w14="http://schemas.microsoft.com/office/word/2010/wordml" xmlns:w15="http://schemas.microsoft.com/office/word/2012/wordml" xmlns:w16cex="http://schemas.microsoft.com/office/word/2018/wordml/cex" xmlns:w16cid="http://schemas.microsoft.com/office/word/2016/wordml/cid" xmlns:w16="http://schemas.microsoft.com/office/word/2018/wordml" xmlns:w16sdtdh="http://schemas.microsoft.com/office/word/2020/wordml/sdtdatahash" xmlns:w16se="http://schemas.microsoft.com/office/word/2015/wordml/symex" mc:Ignorable="w14 w15 w16se w16cid w16 w16cex w16sdtdh">
   <w:docDefaults>
     <w:rPrDefault>
       <w:rPr>
@@ -2385,14 +3085,14 @@
       </w:pPr>
     </w:pPrDefault>
   </w:docDefaults>
-  <w:latentStyles w:defLockedState="0" w:defUIPriority="0" w:defSemiHidden="0" w:defUnhideWhenUsed="0" w:defQFormat="0" w:count="371">
+  <w:latentStyles w:defLockedState="0" w:defUIPriority="0" w:defSemiHidden="0" w:defUnhideWhenUsed="0" w:defQFormat="0" w:count="376">
     <w:lsdException w:name="index 1" w:semiHidden="1" w:unhideWhenUsed="1"/>
     <w:lsdException w:name="index 7" w:semiHidden="1" w:unhideWhenUsed="1"/>
     <w:lsdException w:name="index 8" w:semiHidden="1" w:unhideWhenUsed="1"/>
     <w:lsdException w:name="index 9" w:semiHidden="1" w:unhideWhenUsed="1"/>
-    <w:lsdException w:name="toc 1" w:semiHidden="1" w:unhideWhenUsed="1"/>
-    <w:lsdException w:name="toc 2" w:semiHidden="1" w:unhideWhenUsed="1"/>
-    <w:lsdException w:name="toc 3" w:semiHidden="1" w:unhideWhenUsed="1"/>
+    <w:lsdException w:name="toc 1" w:semiHidden="1" w:uiPriority="39" w:unhideWhenUsed="1"/>
+    <w:lsdException w:name="toc 2" w:semiHidden="1" w:uiPriority="39" w:unhideWhenUsed="1"/>
+    <w:lsdException w:name="toc 3" w:semiHidden="1" w:uiPriority="39" w:unhideWhenUsed="1"/>
     <w:lsdException w:name="toc 4" w:semiHidden="1" w:unhideWhenUsed="1"/>
     <w:lsdException w:name="toc 5" w:semiHidden="1" w:unhideWhenUsed="1"/>
     <w:lsdException w:name="toc 6" w:semiHidden="1" w:unhideWhenUsed="1"/>
@@ -2450,6 +3150,7 @@
     <w:lsdException w:name="Body Text 2" w:semiHidden="1" w:unhideWhenUsed="1"/>
     <w:lsdException w:name="Body Text 3" w:semiHidden="1" w:unhideWhenUsed="1"/>
     <w:lsdException w:name="Body Text Indent 2" w:semiHidden="1" w:unhideWhenUsed="1"/>
+    <w:lsdException w:name="Hyperlink" w:uiPriority="99"/>
     <w:lsdException w:name="Document Map" w:semiHidden="1" w:unhideWhenUsed="1"/>
     <w:lsdException w:name="Plain Text" w:semiHidden="1" w:unhideWhenUsed="1"/>
     <w:lsdException w:name="E-mail Signature" w:semiHidden="1" w:unhideWhenUsed="1"/>
@@ -2524,6 +3225,13 @@
     <w:lsdException w:name="Medium Shading 2"/>
     <w:lsdException w:name="Medium List 1"/>
     <w:lsdException w:name="Medium List 2"/>
+    <w:lsdException w:name="Medium Grid 1"/>
+    <w:lsdException w:name="Medium Grid 2"/>
+    <w:lsdException w:name="Medium Grid 3"/>
+    <w:lsdException w:name="Dark List"/>
+    <w:lsdException w:name="Colorful Shading"/>
+    <w:lsdException w:name="Colorful List"/>
+    <w:lsdException w:name="Colorful Grid"/>
     <w:lsdException w:name="Light Shading Accent 1"/>
     <w:lsdException w:name="Light List Accent 1"/>
     <w:lsdException w:name="Light Grid Accent 1"/>
@@ -2706,6 +3414,11 @@
     <w:lsdException w:name="List Table 5 Dark Accent 6" w:uiPriority="50"/>
     <w:lsdException w:name="List Table 6 Colorful Accent 6" w:uiPriority="51"/>
     <w:lsdException w:name="List Table 7 Colorful Accent 6" w:uiPriority="52"/>
+    <w:lsdException w:name="Mention" w:semiHidden="1" w:uiPriority="99" w:unhideWhenUsed="1"/>
+    <w:lsdException w:name="Smart Hyperlink" w:semiHidden="1" w:uiPriority="99" w:unhideWhenUsed="1"/>
+    <w:lsdException w:name="Hashtag" w:semiHidden="1" w:uiPriority="99" w:unhideWhenUsed="1"/>
+    <w:lsdException w:name="Unresolved Mention" w:semiHidden="1" w:uiPriority="99" w:unhideWhenUsed="1"/>
+    <w:lsdException w:name="Smart Link" w:semiHidden="1" w:uiPriority="99" w:unhideWhenUsed="1"/>
   </w:latentStyles>
   <w:style w:type="paragraph" w:default="1" w:styleId="Normal">
     <w:name w:val="Normal"/>
@@ -3130,6 +3843,7 @@
   <w:style w:type="character" w:styleId="Hyperlink">
     <w:name w:val="Hyperlink"/>
     <w:basedOn w:val="LegendaChar"/>
+    <w:uiPriority w:val="99"/>
     <w:rPr>
       <w:color w:val="4F81BD" w:themeColor="accent1"/>
     </w:rPr>
@@ -3489,6 +4203,44 @@
     <w:rPr>
       <w:rFonts w:ascii="Times New Roman" w:hAnsi="Times New Roman"/>
     </w:rPr>
+  </w:style>
+  <w:style w:type="paragraph" w:styleId="Sumrio1">
+    <w:name w:val="toc 1"/>
+    <w:basedOn w:val="Normal"/>
+    <w:next w:val="Normal"/>
+    <w:autoRedefine/>
+    <w:uiPriority w:val="39"/>
+    <w:unhideWhenUsed/>
+    <w:rsid w:val="008B5817"/>
+    <w:pPr>
+      <w:spacing w:after="100"/>
+    </w:pPr>
+  </w:style>
+  <w:style w:type="paragraph" w:styleId="Sumrio2">
+    <w:name w:val="toc 2"/>
+    <w:basedOn w:val="Normal"/>
+    <w:next w:val="Normal"/>
+    <w:autoRedefine/>
+    <w:uiPriority w:val="39"/>
+    <w:unhideWhenUsed/>
+    <w:rsid w:val="008B5817"/>
+    <w:pPr>
+      <w:spacing w:after="100"/>
+      <w:ind w:left="240"/>
+    </w:pPr>
+  </w:style>
+  <w:style w:type="paragraph" w:styleId="Sumrio3">
+    <w:name w:val="toc 3"/>
+    <w:basedOn w:val="Normal"/>
+    <w:next w:val="Normal"/>
+    <w:autoRedefine/>
+    <w:uiPriority w:val="39"/>
+    <w:unhideWhenUsed/>
+    <w:rsid w:val="008B5817"/>
+    <w:pPr>
+      <w:spacing w:after="100"/>
+      <w:ind w:left="480"/>
+    </w:pPr>
   </w:style>
 </w:styles>
 </file>
@@ -3809,4 +4561,16 @@
   </a:objectDefaults>
   <a:extraClrSchemeLst/>
 </a:theme>
+</file>
+
+<file path=customXml/item1.xml><?xml version="1.0" encoding="utf-8"?>
+<b:Sources xmlns:b="http://schemas.openxmlformats.org/officeDocument/2006/bibliography" xmlns="http://schemas.openxmlformats.org/officeDocument/2006/bibliography" SelectedStyle="\APASixthEditionOfficeOnline.xsl" StyleName="APA" Version="6"/>
+</file>
+
+<file path=customXml/itemProps1.xml><?xml version="1.0" encoding="utf-8"?>
+<ds:datastoreItem xmlns:ds="http://schemas.openxmlformats.org/officeDocument/2006/customXml" ds:itemID="{7D9E1D55-F646-4CE1-AAA7-6300992E8352}">
+  <ds:schemaRefs>
+    <ds:schemaRef ds:uri="http://schemas.openxmlformats.org/officeDocument/2006/bibliography"/>
+  </ds:schemaRefs>
+</ds:datastoreItem>
 </file>